--- a/New Rules/TTS HELPER.docx
+++ b/New Rules/TTS HELPER.docx
@@ -471,14 +471,6 @@
               </w:rPr>
               <w:t>Whole Board</w:t>
             </w:r>
-            <w:r>
-              <w:rPr>
-                <w:sz w:val="32"/>
-                <w:szCs w:val="32"/>
-                <w:lang w:val="en-US"/>
-              </w:rPr>
-              <w:t>&amp;</w:t>
-            </w:r>
           </w:p>
         </w:tc>
       </w:tr>
@@ -732,6 +724,14 @@
           <w:szCs w:val="32"/>
           <w:lang w:val="en-US"/>
         </w:rPr>
+        <w:t xml:space="preserve">WHITE </w:t>
+      </w:r>
+      <w:r>
+        <w:rPr>
+          <w:sz w:val="32"/>
+          <w:szCs w:val="32"/>
+          <w:lang w:val="en-US"/>
+        </w:rPr>
         <w:t xml:space="preserve">DIE ROLL -&gt; </w:t>
       </w:r>
       <w:r>
@@ -745,6 +745,92 @@
           <w:lang w:val="en-US"/>
         </w:rPr>
         <w:t>i key</w:t>
+      </w:r>
+    </w:p>
+    <w:p>
+      <w:pPr>
+        <w:rPr>
+          <w:sz w:val="32"/>
+          <w:szCs w:val="32"/>
+          <w:lang w:val="en-US"/>
+        </w:rPr>
+      </w:pPr>
+      <w:r>
+        <w:rPr>
+          <w:sz w:val="32"/>
+          <w:szCs w:val="32"/>
+          <w:lang w:val="en-US"/>
+        </w:rPr>
+        <w:t>GREEN</w:t>
+      </w:r>
+      <w:r>
+        <w:rPr>
+          <w:sz w:val="32"/>
+          <w:szCs w:val="32"/>
+          <w:lang w:val="en-US"/>
+        </w:rPr>
+        <w:t xml:space="preserve"> DIE ROLL -&gt; </w:t>
+      </w:r>
+      <w:r>
+        <w:rPr>
+          <w:b/>
+          <w:bCs/>
+          <w:i/>
+          <w:iCs/>
+          <w:sz w:val="32"/>
+          <w:szCs w:val="32"/>
+          <w:lang w:val="en-US"/>
+        </w:rPr>
+        <w:t>j</w:t>
+      </w:r>
+      <w:r>
+        <w:rPr>
+          <w:b/>
+          <w:bCs/>
+          <w:i/>
+          <w:iCs/>
+          <w:sz w:val="32"/>
+          <w:szCs w:val="32"/>
+          <w:lang w:val="en-US"/>
+        </w:rPr>
+        <w:t xml:space="preserve"> key</w:t>
+      </w:r>
+      <w:r>
+        <w:rPr>
+          <w:b/>
+          <w:bCs/>
+          <w:i/>
+          <w:iCs/>
+          <w:sz w:val="32"/>
+          <w:szCs w:val="32"/>
+          <w:lang w:val="en-US"/>
+        </w:rPr>
+        <w:t xml:space="preserve"> </w:t>
+      </w:r>
+      <w:r>
+        <w:rPr>
+          <w:sz w:val="32"/>
+          <w:szCs w:val="32"/>
+          <w:lang w:val="en-US"/>
+        </w:rPr>
+        <w:t>(in case you want to roll two dice for the US 3</w:t>
+      </w:r>
+      <w:r>
+        <w:rPr>
+          <w:sz w:val="32"/>
+          <w:szCs w:val="32"/>
+          <w:vertAlign w:val="superscript"/>
+          <w:lang w:val="en-US"/>
+        </w:rPr>
+        <w:t>rd</w:t>
+      </w:r>
+      <w:r>
+        <w:rPr>
+          <w:sz w:val="32"/>
+          <w:szCs w:val="32"/>
+          <w:lang w:val="en-US"/>
+        </w:rPr>
+        <w:t xml:space="preserve"> Army Activation Rolls)</w:t>
       </w:r>
     </w:p>
     <w:p>
